--- a/Tailored_CVs/Shinoy_Channable_Python_Software_Engineer.docx
+++ b/Tailored_CVs/Shinoy_Channable_Python_Software_Engineer.docx
@@ -70,7 +70,7 @@
           <w:b w:val="0"/>
           <w:sz w:val="19"/>
         </w:rPr>
-        <w:t>I am an automation engineer with a solid background in building scalable frameworks using Java, Selenium, Playwright, and Python. My experience includes working with APIs, SQL databases, and CI/CD pipelines in regulated environments. While my core background is in QA and automation rather than full-time software development, I have practical experience writing Python scripts and integrating AI tools like Gemini Code Assist to streamline technical tasks.</w:t>
+        <w:t>I am a QA Automation Engineer with over 8 years of experience building scalable test frameworks and CI/CD pipelines in Java and TypeScript. I have practical experience writing Python scripts and validating backend systems for financial and retail banking clients. I am comfortable working with SQL, Linux, and Git in agile product teams.</w:t>
       </w:r>
     </w:p>
     <w:p>
@@ -288,7 +288,7 @@
           <w:b w:val="0"/>
           <w:sz w:val="18"/>
         </w:rPr>
-        <w:t>▸ Migrated automation frameworks for credit limit and rating analysis workflows, boosting execution efficiency by 20%.</w:t>
+        <w:t>▸ Built and maintained scalable test automation frameworks utilizing Java, Python, and TypeScript WDIO within agile environments.</w:t>
       </w:r>
     </w:p>
     <w:p>
@@ -301,7 +301,7 @@
           <w:b w:val="0"/>
           <w:sz w:val="18"/>
         </w:rPr>
-        <w:t>▸ Executed complex Oracle SQL queries to validate massive datasets and ensure strict data integrity across backend workflows.</w:t>
+        <w:t>▸ Integrated automated test builds into CI/CD pipelines using Jenkins, AWS, and Terraform to support continuous delivery.</w:t>
       </w:r>
     </w:p>
     <w:p>
@@ -314,7 +314,7 @@
           <w:b w:val="0"/>
           <w:sz w:val="18"/>
         </w:rPr>
-        <w:t>▸ Implemented CI/CD pipelines and ran scheduled regression test builds using Jenkins, along with provisioning test environments with Terraform and AWS.</w:t>
+        <w:t>▸ Executed complex SQL queries to validate backend datasets and ensure data integrity across various client workflows.</w:t>
       </w:r>
     </w:p>
     <w:p>
